--- a/project-3-static-site/docs/Project 3 – What was Implemented.docx
+++ b/project-3-static-site/docs/Project 3 – What was Implemented.docx
@@ -4,21 +4,803 @@
   <w:body>
     <w:p>
       <w:pPr>
+        <w:pStyle w:val="Title"/>
         <w:jc w:val="center"/>
-      </w:pPr>
-      <w:r>
+        <w:rPr>
+          <w:sz w:val="30"/>
+          <w:szCs w:val="30"/>
+        </w:rPr>
+      </w:pPr>
+      <w:r>
+        <w:rPr>
+          <w:sz w:val="30"/>
+          <w:szCs w:val="30"/>
+        </w:rPr>
         <w:t>Project 3 – What was Implemented</w:t>
       </w:r>
     </w:p>
-    <w:p/>
+    <w:sdt>
+      <w:sdtPr>
+        <w:id w:val="-2121369708"/>
+        <w:docPartObj>
+          <w:docPartGallery w:val="Table of Contents"/>
+          <w:docPartUnique/>
+        </w:docPartObj>
+      </w:sdtPr>
+      <w:sdtEndPr>
+        <w:rPr>
+          <w:rFonts w:asciiTheme="minorHAnsi" w:eastAsiaTheme="minorHAnsi" w:hAnsiTheme="minorHAnsi" w:cstheme="minorBidi"/>
+          <w:b/>
+          <w:bCs/>
+          <w:noProof/>
+          <w:color w:val="auto"/>
+          <w:kern w:val="2"/>
+          <w:sz w:val="24"/>
+          <w:szCs w:val="24"/>
+          <w14:ligatures w14:val="standardContextual"/>
+        </w:rPr>
+      </w:sdtEndPr>
+      <w:sdtContent>
+        <w:p>
+          <w:pPr>
+            <w:pStyle w:val="TOCHeading"/>
+          </w:pPr>
+          <w:r>
+            <w:t>Table of Contents</w:t>
+          </w:r>
+        </w:p>
+        <w:p>
+          <w:pPr>
+            <w:pStyle w:val="TOC1"/>
+            <w:tabs>
+              <w:tab w:val="right" w:leader="dot" w:pos="9350"/>
+            </w:tabs>
+            <w:rPr>
+              <w:noProof/>
+            </w:rPr>
+          </w:pPr>
+          <w:r>
+            <w:fldChar w:fldCharType="begin"/>
+          </w:r>
+          <w:r>
+            <w:instrText xml:space="preserve"> TOC \o "1-3" \h \z \u </w:instrText>
+          </w:r>
+          <w:r>
+            <w:fldChar w:fldCharType="separate"/>
+          </w:r>
+          <w:hyperlink w:anchor="_Toc236529060" w:history="1">
+            <w:r>
+              <w:rPr>
+                <w:rStyle w:val="Hyperlink"/>
+                <w:noProof/>
+              </w:rPr>
+              <w:t>Overview</w:t>
+            </w:r>
+            <w:r>
+              <w:rPr>
+                <w:noProof/>
+                <w:webHidden/>
+              </w:rPr>
+              <w:tab/>
+            </w:r>
+            <w:r>
+              <w:rPr>
+                <w:noProof/>
+                <w:webHidden/>
+              </w:rPr>
+              <w:fldChar w:fldCharType="begin"/>
+            </w:r>
+            <w:r>
+              <w:rPr>
+                <w:noProof/>
+                <w:webHidden/>
+              </w:rPr>
+              <w:instrText xml:space="preserve"> PAGEREF _Toc236529060 \h </w:instrText>
+            </w:r>
+            <w:r>
+              <w:rPr>
+                <w:noProof/>
+                <w:webHidden/>
+              </w:rPr>
+            </w:r>
+            <w:r>
+              <w:rPr>
+                <w:noProof/>
+                <w:webHidden/>
+              </w:rPr>
+              <w:fldChar w:fldCharType="separate"/>
+            </w:r>
+            <w:r>
+              <w:rPr>
+                <w:noProof/>
+                <w:webHidden/>
+              </w:rPr>
+              <w:t>1</w:t>
+            </w:r>
+            <w:r>
+              <w:rPr>
+                <w:noProof/>
+                <w:webHidden/>
+              </w:rPr>
+              <w:fldChar w:fldCharType="end"/>
+            </w:r>
+          </w:hyperlink>
+        </w:p>
+        <w:p>
+          <w:pPr>
+            <w:pStyle w:val="TOC1"/>
+            <w:tabs>
+              <w:tab w:val="right" w:leader="dot" w:pos="9350"/>
+            </w:tabs>
+            <w:rPr>
+              <w:noProof/>
+            </w:rPr>
+          </w:pPr>
+          <w:hyperlink w:anchor="_Toc236529061" w:history="1">
+            <w:r>
+              <w:rPr>
+                <w:rStyle w:val="Hyperlink"/>
+                <w:noProof/>
+              </w:rPr>
+              <w:t>Static Site (S3)</w:t>
+            </w:r>
+            <w:r>
+              <w:rPr>
+                <w:noProof/>
+                <w:webHidden/>
+              </w:rPr>
+              <w:tab/>
+            </w:r>
+            <w:r>
+              <w:rPr>
+                <w:noProof/>
+                <w:webHidden/>
+              </w:rPr>
+              <w:fldChar w:fldCharType="begin"/>
+            </w:r>
+            <w:r>
+              <w:rPr>
+                <w:noProof/>
+                <w:webHidden/>
+              </w:rPr>
+              <w:instrText xml:space="preserve"> PAGEREF _Toc236529061 \h </w:instrText>
+            </w:r>
+            <w:r>
+              <w:rPr>
+                <w:noProof/>
+                <w:webHidden/>
+              </w:rPr>
+            </w:r>
+            <w:r>
+              <w:rPr>
+                <w:noProof/>
+                <w:webHidden/>
+              </w:rPr>
+              <w:fldChar w:fldCharType="separate"/>
+            </w:r>
+            <w:r>
+              <w:rPr>
+                <w:noProof/>
+                <w:webHidden/>
+              </w:rPr>
+              <w:t>1</w:t>
+            </w:r>
+            <w:r>
+              <w:rPr>
+                <w:noProof/>
+                <w:webHidden/>
+              </w:rPr>
+              <w:fldChar w:fldCharType="end"/>
+            </w:r>
+          </w:hyperlink>
+        </w:p>
+        <w:p>
+          <w:pPr>
+            <w:pStyle w:val="TOC1"/>
+            <w:tabs>
+              <w:tab w:val="right" w:leader="dot" w:pos="9350"/>
+            </w:tabs>
+            <w:rPr>
+              <w:noProof/>
+            </w:rPr>
+          </w:pPr>
+          <w:hyperlink w:anchor="_Toc236529062" w:history="1">
+            <w:r>
+              <w:rPr>
+                <w:rStyle w:val="Hyperlink"/>
+                <w:noProof/>
+              </w:rPr>
+              <w:t>CDN (CloudFront)</w:t>
+            </w:r>
+            <w:r>
+              <w:rPr>
+                <w:noProof/>
+                <w:webHidden/>
+              </w:rPr>
+              <w:tab/>
+            </w:r>
+            <w:r>
+              <w:rPr>
+                <w:noProof/>
+                <w:webHidden/>
+              </w:rPr>
+              <w:fldChar w:fldCharType="begin"/>
+            </w:r>
+            <w:r>
+              <w:rPr>
+                <w:noProof/>
+                <w:webHidden/>
+              </w:rPr>
+              <w:instrText xml:space="preserve"> PAGEREF _Toc236529062 \h </w:instrText>
+            </w:r>
+            <w:r>
+              <w:rPr>
+                <w:noProof/>
+                <w:webHidden/>
+              </w:rPr>
+            </w:r>
+            <w:r>
+              <w:rPr>
+                <w:noProof/>
+                <w:webHidden/>
+              </w:rPr>
+              <w:fldChar w:fldCharType="separate"/>
+            </w:r>
+            <w:r>
+              <w:rPr>
+                <w:noProof/>
+                <w:webHidden/>
+              </w:rPr>
+              <w:t>1</w:t>
+            </w:r>
+            <w:r>
+              <w:rPr>
+                <w:noProof/>
+                <w:webHidden/>
+              </w:rPr>
+              <w:fldChar w:fldCharType="end"/>
+            </w:r>
+          </w:hyperlink>
+        </w:p>
+        <w:p>
+          <w:pPr>
+            <w:pStyle w:val="TOC1"/>
+            <w:tabs>
+              <w:tab w:val="right" w:leader="dot" w:pos="9350"/>
+            </w:tabs>
+            <w:rPr>
+              <w:noProof/>
+            </w:rPr>
+          </w:pPr>
+          <w:hyperlink w:anchor="_Toc236529063" w:history="1">
+            <w:r>
+              <w:rPr>
+                <w:rStyle w:val="Hyperlink"/>
+                <w:noProof/>
+              </w:rPr>
+              <w:t>Visitor counter</w:t>
+            </w:r>
+            <w:r>
+              <w:rPr>
+                <w:noProof/>
+                <w:webHidden/>
+              </w:rPr>
+              <w:tab/>
+            </w:r>
+            <w:r>
+              <w:rPr>
+                <w:noProof/>
+                <w:webHidden/>
+              </w:rPr>
+              <w:fldChar w:fldCharType="begin"/>
+            </w:r>
+            <w:r>
+              <w:rPr>
+                <w:noProof/>
+                <w:webHidden/>
+              </w:rPr>
+              <w:instrText xml:space="preserve"> PAGEREF _Toc236529063 \h </w:instrText>
+            </w:r>
+            <w:r>
+              <w:rPr>
+                <w:noProof/>
+                <w:webHidden/>
+              </w:rPr>
+            </w:r>
+            <w:r>
+              <w:rPr>
+                <w:noProof/>
+                <w:webHidden/>
+              </w:rPr>
+              <w:fldChar w:fldCharType="separate"/>
+            </w:r>
+            <w:r>
+              <w:rPr>
+                <w:noProof/>
+                <w:webHidden/>
+              </w:rPr>
+              <w:t>1</w:t>
+            </w:r>
+            <w:r>
+              <w:rPr>
+                <w:noProof/>
+                <w:webHidden/>
+              </w:rPr>
+              <w:fldChar w:fldCharType="end"/>
+            </w:r>
+          </w:hyperlink>
+        </w:p>
+        <w:p>
+          <w:pPr>
+            <w:pStyle w:val="TOC1"/>
+            <w:tabs>
+              <w:tab w:val="right" w:leader="dot" w:pos="9350"/>
+            </w:tabs>
+            <w:rPr>
+              <w:noProof/>
+            </w:rPr>
+          </w:pPr>
+          <w:hyperlink w:anchor="_Toc236529064" w:history="1">
+            <w:r>
+              <w:rPr>
+                <w:rStyle w:val="Hyperlink"/>
+                <w:noProof/>
+              </w:rPr>
+              <w:t>Landing page</w:t>
+            </w:r>
+            <w:r>
+              <w:rPr>
+                <w:noProof/>
+                <w:webHidden/>
+              </w:rPr>
+              <w:tab/>
+            </w:r>
+            <w:r>
+              <w:rPr>
+                <w:noProof/>
+                <w:webHidden/>
+              </w:rPr>
+              <w:fldChar w:fldCharType="begin"/>
+            </w:r>
+            <w:r>
+              <w:rPr>
+                <w:noProof/>
+                <w:webHidden/>
+              </w:rPr>
+              <w:instrText xml:space="preserve"> PAGEREF _Toc236529064 \h </w:instrText>
+            </w:r>
+            <w:r>
+              <w:rPr>
+                <w:noProof/>
+                <w:webHidden/>
+              </w:rPr>
+            </w:r>
+            <w:r>
+              <w:rPr>
+                <w:noProof/>
+                <w:webHidden/>
+              </w:rPr>
+              <w:fldChar w:fldCharType="separate"/>
+            </w:r>
+            <w:r>
+              <w:rPr>
+                <w:noProof/>
+                <w:webHidden/>
+              </w:rPr>
+              <w:t>2</w:t>
+            </w:r>
+            <w:r>
+              <w:rPr>
+                <w:noProof/>
+                <w:webHidden/>
+              </w:rPr>
+              <w:fldChar w:fldCharType="end"/>
+            </w:r>
+          </w:hyperlink>
+        </w:p>
+        <w:p>
+          <w:pPr>
+            <w:pStyle w:val="TOC1"/>
+            <w:tabs>
+              <w:tab w:val="right" w:leader="dot" w:pos="9350"/>
+            </w:tabs>
+            <w:rPr>
+              <w:noProof/>
+            </w:rPr>
+          </w:pPr>
+          <w:hyperlink w:anchor="_Toc236529065" w:history="1">
+            <w:r>
+              <w:rPr>
+                <w:rStyle w:val="Hyperlink"/>
+                <w:noProof/>
+              </w:rPr>
+              <w:t>Terraform / ops</w:t>
+            </w:r>
+            <w:r>
+              <w:rPr>
+                <w:noProof/>
+                <w:webHidden/>
+              </w:rPr>
+              <w:tab/>
+            </w:r>
+            <w:r>
+              <w:rPr>
+                <w:noProof/>
+                <w:webHidden/>
+              </w:rPr>
+              <w:fldChar w:fldCharType="begin"/>
+            </w:r>
+            <w:r>
+              <w:rPr>
+                <w:noProof/>
+                <w:webHidden/>
+              </w:rPr>
+              <w:instrText xml:space="preserve"> PAGEREF _Toc236529065 \h </w:instrText>
+            </w:r>
+            <w:r>
+              <w:rPr>
+                <w:noProof/>
+                <w:webHidden/>
+              </w:rPr>
+            </w:r>
+            <w:r>
+              <w:rPr>
+                <w:noProof/>
+                <w:webHidden/>
+              </w:rPr>
+              <w:fldChar w:fldCharType="separate"/>
+            </w:r>
+            <w:r>
+              <w:rPr>
+                <w:noProof/>
+                <w:webHidden/>
+              </w:rPr>
+              <w:t>2</w:t>
+            </w:r>
+            <w:r>
+              <w:rPr>
+                <w:noProof/>
+                <w:webHidden/>
+              </w:rPr>
+              <w:fldChar w:fldCharType="end"/>
+            </w:r>
+          </w:hyperlink>
+        </w:p>
+        <w:p>
+          <w:r>
+            <w:rPr>
+              <w:b/>
+              <w:bCs/>
+              <w:noProof/>
+            </w:rPr>
+            <w:fldChar w:fldCharType="end"/>
+          </w:r>
+        </w:p>
+      </w:sdtContent>
+    </w:sdt>
     <w:p>
-      <w:r>
+      <w:pPr>
+        <w:pStyle w:val="Heading1"/>
+        <w:rPr>
+          <w:sz w:val="30"/>
+          <w:szCs w:val="30"/>
+        </w:rPr>
+      </w:pPr>
+      <w:bookmarkStart w:id="0" w:name="_Toc236529060"/>
+      <w:r>
+        <w:rPr>
+          <w:sz w:val="30"/>
+          <w:szCs w:val="30"/>
+        </w:rPr>
         <w:t>Overview</w:t>
       </w:r>
+      <w:bookmarkEnd w:id="0"/>
     </w:p>
     <w:p>
       <w:r>
         <w:t>A small serverless static site on AWS: S3 hosts the site, CloudFront serves it globally, DynamoDB stores a visitor count, and a Lambda + API Gateway endpoint increments/reads the counter.</w:t>
+      </w:r>
+    </w:p>
+    <w:p>
+      <w:pPr>
+        <w:pStyle w:val="Heading1"/>
+        <w:rPr>
+          <w:sz w:val="30"/>
+          <w:szCs w:val="30"/>
+        </w:rPr>
+      </w:pPr>
+      <w:bookmarkStart w:id="1" w:name="_Toc236529061"/>
+      <w:r>
+        <w:rPr>
+          <w:sz w:val="30"/>
+          <w:szCs w:val="30"/>
+        </w:rPr>
+        <w:t>Static Site (S3)</w:t>
+      </w:r>
+      <w:bookmarkEnd w:id="1"/>
+    </w:p>
+    <w:p>
+      <w:pPr>
+        <w:pStyle w:val="ListParagraph"/>
+        <w:numPr>
+          <w:ilvl w:val="0"/>
+          <w:numId w:val="1"/>
+        </w:numPr>
+      </w:pPr>
+      <w:r>
+        <w:t>Private S3 bucket for site files (public access blocked)</w:t>
+      </w:r>
+    </w:p>
+    <w:p>
+      <w:pPr>
+        <w:pStyle w:val="ListParagraph"/>
+        <w:numPr>
+          <w:ilvl w:val="0"/>
+          <w:numId w:val="1"/>
+        </w:numPr>
+      </w:pPr>
+      <w:r>
+        <w:t>Versioning and encryption enabled</w:t>
+      </w:r>
+    </w:p>
+    <w:p>
+      <w:pPr>
+        <w:pStyle w:val="ListParagraph"/>
+        <w:numPr>
+          <w:ilvl w:val="0"/>
+          <w:numId w:val="1"/>
+        </w:numPr>
+      </w:pPr>
+      <w:r>
+        <w:t>Site objects uploaded by Terraform (index.html, CSS, JS, hero image)</w:t>
+      </w:r>
+    </w:p>
+    <w:p>
+      <w:pPr>
+        <w:pStyle w:val="Heading1"/>
+        <w:rPr>
+          <w:sz w:val="30"/>
+          <w:szCs w:val="30"/>
+        </w:rPr>
+      </w:pPr>
+      <w:bookmarkStart w:id="2" w:name="_Toc236529062"/>
+      <w:r>
+        <w:rPr>
+          <w:sz w:val="30"/>
+          <w:szCs w:val="30"/>
+        </w:rPr>
+        <w:t>CDN (CloudFront)</w:t>
+      </w:r>
+      <w:bookmarkEnd w:id="2"/>
+    </w:p>
+    <w:p>
+      <w:pPr>
+        <w:pStyle w:val="ListParagraph"/>
+        <w:numPr>
+          <w:ilvl w:val="0"/>
+          <w:numId w:val="2"/>
+        </w:numPr>
+      </w:pPr>
+      <w:r>
+        <w:t>CloudFront distribution with HTTPS (default domain)</w:t>
+      </w:r>
+    </w:p>
+    <w:p>
+      <w:pPr>
+        <w:pStyle w:val="ListParagraph"/>
+        <w:numPr>
+          <w:ilvl w:val="0"/>
+          <w:numId w:val="2"/>
+        </w:numPr>
+      </w:pPr>
+      <w:r>
+        <w:t>Origin Access Control (OAC) so only CloudFront can read the S3 bucket</w:t>
+      </w:r>
+    </w:p>
+    <w:p>
+      <w:pPr>
+        <w:pStyle w:val="ListParagraph"/>
+        <w:numPr>
+          <w:ilvl w:val="0"/>
+          <w:numId w:val="2"/>
+        </w:numPr>
+      </w:pPr>
+      <w:r>
+        <w:t>Default behavior serves the static site</w:t>
+      </w:r>
+    </w:p>
+    <w:p>
+      <w:pPr>
+        <w:pStyle w:val="ListParagraph"/>
+        <w:numPr>
+          <w:ilvl w:val="0"/>
+          <w:numId w:val="2"/>
+        </w:numPr>
+      </w:pPr>
+      <w:r>
+        <w:t>/</w:t>
+      </w:r>
+      <w:proofErr w:type="spellStart"/>
+      <w:r>
+        <w:t>api</w:t>
+      </w:r>
+      <w:proofErr w:type="spellEnd"/>
+      <w:r>
+        <w:t>/* behavior routes API calls to API Gateway</w:t>
+      </w:r>
+    </w:p>
+    <w:p>
+      <w:pPr>
+        <w:pStyle w:val="Heading1"/>
+        <w:rPr>
+          <w:sz w:val="30"/>
+          <w:szCs w:val="30"/>
+        </w:rPr>
+      </w:pPr>
+      <w:bookmarkStart w:id="3" w:name="_Toc236529063"/>
+      <w:r>
+        <w:rPr>
+          <w:sz w:val="30"/>
+          <w:szCs w:val="30"/>
+        </w:rPr>
+        <w:t>Visitor counter</w:t>
+      </w:r>
+      <w:bookmarkEnd w:id="3"/>
+    </w:p>
+    <w:p>
+      <w:pPr>
+        <w:pStyle w:val="ListParagraph"/>
+        <w:numPr>
+          <w:ilvl w:val="0"/>
+          <w:numId w:val="3"/>
+        </w:numPr>
+      </w:pPr>
+      <w:r>
+        <w:t>DynamoDB table (pay-per-request) storing a visit count</w:t>
+      </w:r>
+    </w:p>
+    <w:p>
+      <w:pPr>
+        <w:pStyle w:val="ListParagraph"/>
+        <w:numPr>
+          <w:ilvl w:val="0"/>
+          <w:numId w:val="3"/>
+        </w:numPr>
+      </w:pPr>
+      <w:r>
+        <w:t>Python Lambda that atomically increments and returns the count</w:t>
+      </w:r>
+    </w:p>
+    <w:p>
+      <w:pPr>
+        <w:pStyle w:val="ListParagraph"/>
+        <w:numPr>
+          <w:ilvl w:val="0"/>
+          <w:numId w:val="3"/>
+        </w:numPr>
+      </w:pPr>
+      <w:r>
+        <w:t>API Gateway HTTP API route: GET /</w:t>
+      </w:r>
+      <w:proofErr w:type="spellStart"/>
+      <w:r>
+        <w:t>api</w:t>
+      </w:r>
+      <w:proofErr w:type="spellEnd"/>
+      <w:r>
+        <w:t>/visitors</w:t>
+      </w:r>
+    </w:p>
+    <w:p>
+      <w:pPr>
+        <w:pStyle w:val="Heading1"/>
+        <w:rPr>
+          <w:sz w:val="30"/>
+          <w:szCs w:val="30"/>
+        </w:rPr>
+      </w:pPr>
+      <w:bookmarkStart w:id="4" w:name="_Toc236529064"/>
+      <w:r>
+        <w:rPr>
+          <w:sz w:val="30"/>
+          <w:szCs w:val="30"/>
+        </w:rPr>
+        <w:lastRenderedPageBreak/>
+        <w:t>Landing page</w:t>
+      </w:r>
+      <w:bookmarkEnd w:id="4"/>
+    </w:p>
+    <w:p>
+      <w:pPr>
+        <w:pStyle w:val="ListParagraph"/>
+        <w:numPr>
+          <w:ilvl w:val="0"/>
+          <w:numId w:val="4"/>
+        </w:numPr>
+      </w:pPr>
+      <w:r>
+        <w:t>Custom</w:t>
+      </w:r>
+      <w:r>
+        <w:t xml:space="preserve"> background</w:t>
+      </w:r>
+    </w:p>
+    <w:p>
+      <w:pPr>
+        <w:pStyle w:val="ListParagraph"/>
+        <w:numPr>
+          <w:ilvl w:val="0"/>
+          <w:numId w:val="4"/>
+        </w:numPr>
+      </w:pPr>
+      <w:r>
+        <w:t>Visit counter button wired to /</w:t>
+      </w:r>
+      <w:proofErr w:type="spellStart"/>
+      <w:r>
+        <w:t>api</w:t>
+      </w:r>
+      <w:proofErr w:type="spellEnd"/>
+      <w:r>
+        <w:t>/visitors</w:t>
+      </w:r>
+    </w:p>
+    <w:p>
+      <w:pPr>
+        <w:pStyle w:val="ListParagraph"/>
+        <w:numPr>
+          <w:ilvl w:val="0"/>
+          <w:numId w:val="4"/>
+        </w:numPr>
+      </w:pPr>
+      <w:r>
+        <w:t>Links to GitHub portfolio repo and LinkedIn</w:t>
+      </w:r>
+    </w:p>
+    <w:p>
+      <w:pPr>
+        <w:pStyle w:val="Heading1"/>
+        <w:rPr>
+          <w:sz w:val="30"/>
+          <w:szCs w:val="30"/>
+        </w:rPr>
+      </w:pPr>
+      <w:bookmarkStart w:id="5" w:name="_Toc236529065"/>
+      <w:r>
+        <w:rPr>
+          <w:sz w:val="30"/>
+          <w:szCs w:val="30"/>
+        </w:rPr>
+        <w:t>Terraform / ops</w:t>
+      </w:r>
+      <w:bookmarkEnd w:id="5"/>
+    </w:p>
+    <w:p>
+      <w:pPr>
+        <w:pStyle w:val="ListParagraph"/>
+        <w:numPr>
+          <w:ilvl w:val="0"/>
+          <w:numId w:val="5"/>
+        </w:numPr>
+      </w:pPr>
+      <w:r>
+        <w:t xml:space="preserve">Modular layout: s3_site, </w:t>
+      </w:r>
+      <w:proofErr w:type="spellStart"/>
+      <w:r>
+        <w:t>cloudfront</w:t>
+      </w:r>
+      <w:proofErr w:type="spellEnd"/>
+      <w:r>
+        <w:t xml:space="preserve">, </w:t>
+      </w:r>
+      <w:proofErr w:type="spellStart"/>
+      <w:r>
+        <w:t>dynamodb</w:t>
+      </w:r>
+      <w:proofErr w:type="spellEnd"/>
+      <w:r>
+        <w:t>, api</w:t>
       </w:r>
     </w:p>
     <w:sectPr>
@@ -29,6 +811,591 @@
     </w:sectPr>
   </w:body>
 </w:document>
+</file>
+
+<file path=word/numbering.xml><?xml version="1.0" encoding="utf-8"?>
+<w:numbering xmlns:wpc="http://schemas.microsoft.com/office/word/2010/wordprocessingCanvas" xmlns:cx="http://schemas.microsoft.com/office/drawing/2014/chartex" xmlns:cx1="http://schemas.microsoft.com/office/drawing/2015/9/8/chartex" xmlns:cx2="http://schemas.microsoft.com/office/drawing/2015/10/21/chartex" xmlns:cx3="http://schemas.microsoft.com/office/drawing/2016/5/9/chartex" xmlns:cx4="http://schemas.microsoft.com/office/drawing/2016/5/10/chartex" xmlns:cx5="http://schemas.microsoft.com/office/drawing/2016/5/11/chartex" xmlns:cx6="http://schemas.microsoft.com/office/drawing/2016/5/12/chartex" xmlns:cx7="http://schemas.microsoft.com/office/drawing/2016/5/13/chartex" xmlns:cx8="http://schemas.microsoft.com/office/drawing/2016/5/14/chartex" xmlns:mc="http://schemas.openxmlformats.org/markup-compatibility/2006" xmlns:aink="http://schemas.microsoft.com/office/drawing/2016/ink" xmlns:am3d="http://schemas.microsoft.com/office/drawing/2017/model3d" xmlns:o="urn:schemas-microsoft-com:office:office" xmlns:oel="http://schemas.microsoft.com/office/2019/extlst" xmlns:r="http://schemas.openxmlformats.org/officeDocument/2006/relationships" xmlns:m="http://schemas.openxmlformats.org/officeDocument/2006/math" xmlns:v="urn:schemas-microsoft-com:vml" xmlns:wp14="http://schemas.microsoft.com/office/word/2010/wordprocessingDrawing" xmlns:wp="http://schemas.openxmlformats.org/drawingml/2006/wordprocessingDrawing" xmlns:w10="urn:schemas-microsoft-com:office:word" xmlns:w="http://schemas.openxmlformats.org/wordprocessingml/2006/main" xmlns:w14="http://schemas.microsoft.com/office/word/2010/wordml" xmlns:w15="http://schemas.microsoft.com/office/word/2012/wordml" xmlns:w16cei="http://schemas.microsoft.com/office/word/2026/wordml/cei" xmlns:w16cex="http://schemas.microsoft.com/office/word/2018/wordml/cex" xmlns:w16cid="http://schemas.microsoft.com/office/word/2016/wordml/cid" xmlns:w16="http://schemas.microsoft.com/office/word/2018/wordml" xmlns:w16du="http://schemas.microsoft.com/office/word/2023/wordml/word16du" xmlns:w16sdtdh="http://schemas.microsoft.com/office/word/2020/wordml/sdtdatahash" xmlns:w16sdtfl="http://schemas.microsoft.com/office/word/2024/wordml/sdtformatlock" xmlns:w16se="http://schemas.microsoft.com/office/word/2015/wordml/symex" xmlns:wpg="http://schemas.microsoft.com/office/word/2010/wordprocessingGroup" xmlns:wpi="http://schemas.microsoft.com/office/word/2010/wordprocessingInk" xmlns:wne="http://schemas.microsoft.com/office/word/2006/wordml" xmlns:wps="http://schemas.microsoft.com/office/word/2010/wordprocessingShape" mc:Ignorable="w14 w15 w16se w16cid w16 w16cex w16sdtdh w16sdtfl w16du wp14">
+  <w:abstractNum w:abstractNumId="0" w15:restartNumberingAfterBreak="0">
+    <w:nsid w:val="22A82DE4"/>
+    <w:multiLevelType w:val="hybridMultilevel"/>
+    <w:tmpl w:val="9B76695E"/>
+    <w:lvl w:ilvl="0" w:tplc="04090001">
+      <w:start w:val="1"/>
+      <w:numFmt w:val="bullet"/>
+      <w:lvlText w:val=""/>
+      <w:lvlJc w:val="left"/>
+      <w:pPr>
+        <w:ind w:left="720" w:hanging="360"/>
+      </w:pPr>
+      <w:rPr>
+        <w:rFonts w:ascii="Symbol" w:hAnsi="Symbol" w:hint="default"/>
+      </w:rPr>
+    </w:lvl>
+    <w:lvl w:ilvl="1" w:tplc="04090003" w:tentative="1">
+      <w:start w:val="1"/>
+      <w:numFmt w:val="bullet"/>
+      <w:lvlText w:val="o"/>
+      <w:lvlJc w:val="left"/>
+      <w:pPr>
+        <w:ind w:left="1440" w:hanging="360"/>
+      </w:pPr>
+      <w:rPr>
+        <w:rFonts w:ascii="Courier New" w:hAnsi="Courier New" w:cs="Courier New" w:hint="default"/>
+      </w:rPr>
+    </w:lvl>
+    <w:lvl w:ilvl="2" w:tplc="04090005" w:tentative="1">
+      <w:start w:val="1"/>
+      <w:numFmt w:val="bullet"/>
+      <w:lvlText w:val=""/>
+      <w:lvlJc w:val="left"/>
+      <w:pPr>
+        <w:ind w:left="2160" w:hanging="360"/>
+      </w:pPr>
+      <w:rPr>
+        <w:rFonts w:ascii="Wingdings" w:hAnsi="Wingdings" w:hint="default"/>
+      </w:rPr>
+    </w:lvl>
+    <w:lvl w:ilvl="3" w:tplc="04090001" w:tentative="1">
+      <w:start w:val="1"/>
+      <w:numFmt w:val="bullet"/>
+      <w:lvlText w:val=""/>
+      <w:lvlJc w:val="left"/>
+      <w:pPr>
+        <w:ind w:left="2880" w:hanging="360"/>
+      </w:pPr>
+      <w:rPr>
+        <w:rFonts w:ascii="Symbol" w:hAnsi="Symbol" w:hint="default"/>
+      </w:rPr>
+    </w:lvl>
+    <w:lvl w:ilvl="4" w:tplc="04090003" w:tentative="1">
+      <w:start w:val="1"/>
+      <w:numFmt w:val="bullet"/>
+      <w:lvlText w:val="o"/>
+      <w:lvlJc w:val="left"/>
+      <w:pPr>
+        <w:ind w:left="3600" w:hanging="360"/>
+      </w:pPr>
+      <w:rPr>
+        <w:rFonts w:ascii="Courier New" w:hAnsi="Courier New" w:cs="Courier New" w:hint="default"/>
+      </w:rPr>
+    </w:lvl>
+    <w:lvl w:ilvl="5" w:tplc="04090005" w:tentative="1">
+      <w:start w:val="1"/>
+      <w:numFmt w:val="bullet"/>
+      <w:lvlText w:val=""/>
+      <w:lvlJc w:val="left"/>
+      <w:pPr>
+        <w:ind w:left="4320" w:hanging="360"/>
+      </w:pPr>
+      <w:rPr>
+        <w:rFonts w:ascii="Wingdings" w:hAnsi="Wingdings" w:hint="default"/>
+      </w:rPr>
+    </w:lvl>
+    <w:lvl w:ilvl="6" w:tplc="04090001" w:tentative="1">
+      <w:start w:val="1"/>
+      <w:numFmt w:val="bullet"/>
+      <w:lvlText w:val=""/>
+      <w:lvlJc w:val="left"/>
+      <w:pPr>
+        <w:ind w:left="5040" w:hanging="360"/>
+      </w:pPr>
+      <w:rPr>
+        <w:rFonts w:ascii="Symbol" w:hAnsi="Symbol" w:hint="default"/>
+      </w:rPr>
+    </w:lvl>
+    <w:lvl w:ilvl="7" w:tplc="04090003" w:tentative="1">
+      <w:start w:val="1"/>
+      <w:numFmt w:val="bullet"/>
+      <w:lvlText w:val="o"/>
+      <w:lvlJc w:val="left"/>
+      <w:pPr>
+        <w:ind w:left="5760" w:hanging="360"/>
+      </w:pPr>
+      <w:rPr>
+        <w:rFonts w:ascii="Courier New" w:hAnsi="Courier New" w:cs="Courier New" w:hint="default"/>
+      </w:rPr>
+    </w:lvl>
+    <w:lvl w:ilvl="8" w:tplc="04090005" w:tentative="1">
+      <w:start w:val="1"/>
+      <w:numFmt w:val="bullet"/>
+      <w:lvlText w:val=""/>
+      <w:lvlJc w:val="left"/>
+      <w:pPr>
+        <w:ind w:left="6480" w:hanging="360"/>
+      </w:pPr>
+      <w:rPr>
+        <w:rFonts w:ascii="Wingdings" w:hAnsi="Wingdings" w:hint="default"/>
+      </w:rPr>
+    </w:lvl>
+  </w:abstractNum>
+  <w:abstractNum w:abstractNumId="1" w15:restartNumberingAfterBreak="0">
+    <w:nsid w:val="40D9042A"/>
+    <w:multiLevelType w:val="hybridMultilevel"/>
+    <w:tmpl w:val="B888BAB4"/>
+    <w:lvl w:ilvl="0" w:tplc="04090001">
+      <w:start w:val="1"/>
+      <w:numFmt w:val="bullet"/>
+      <w:lvlText w:val=""/>
+      <w:lvlJc w:val="left"/>
+      <w:pPr>
+        <w:ind w:left="720" w:hanging="360"/>
+      </w:pPr>
+      <w:rPr>
+        <w:rFonts w:ascii="Symbol" w:hAnsi="Symbol" w:hint="default"/>
+      </w:rPr>
+    </w:lvl>
+    <w:lvl w:ilvl="1" w:tplc="04090003" w:tentative="1">
+      <w:start w:val="1"/>
+      <w:numFmt w:val="bullet"/>
+      <w:lvlText w:val="o"/>
+      <w:lvlJc w:val="left"/>
+      <w:pPr>
+        <w:ind w:left="1440" w:hanging="360"/>
+      </w:pPr>
+      <w:rPr>
+        <w:rFonts w:ascii="Courier New" w:hAnsi="Courier New" w:cs="Courier New" w:hint="default"/>
+      </w:rPr>
+    </w:lvl>
+    <w:lvl w:ilvl="2" w:tplc="04090005" w:tentative="1">
+      <w:start w:val="1"/>
+      <w:numFmt w:val="bullet"/>
+      <w:lvlText w:val=""/>
+      <w:lvlJc w:val="left"/>
+      <w:pPr>
+        <w:ind w:left="2160" w:hanging="360"/>
+      </w:pPr>
+      <w:rPr>
+        <w:rFonts w:ascii="Wingdings" w:hAnsi="Wingdings" w:hint="default"/>
+      </w:rPr>
+    </w:lvl>
+    <w:lvl w:ilvl="3" w:tplc="04090001" w:tentative="1">
+      <w:start w:val="1"/>
+      <w:numFmt w:val="bullet"/>
+      <w:lvlText w:val=""/>
+      <w:lvlJc w:val="left"/>
+      <w:pPr>
+        <w:ind w:left="2880" w:hanging="360"/>
+      </w:pPr>
+      <w:rPr>
+        <w:rFonts w:ascii="Symbol" w:hAnsi="Symbol" w:hint="default"/>
+      </w:rPr>
+    </w:lvl>
+    <w:lvl w:ilvl="4" w:tplc="04090003" w:tentative="1">
+      <w:start w:val="1"/>
+      <w:numFmt w:val="bullet"/>
+      <w:lvlText w:val="o"/>
+      <w:lvlJc w:val="left"/>
+      <w:pPr>
+        <w:ind w:left="3600" w:hanging="360"/>
+      </w:pPr>
+      <w:rPr>
+        <w:rFonts w:ascii="Courier New" w:hAnsi="Courier New" w:cs="Courier New" w:hint="default"/>
+      </w:rPr>
+    </w:lvl>
+    <w:lvl w:ilvl="5" w:tplc="04090005" w:tentative="1">
+      <w:start w:val="1"/>
+      <w:numFmt w:val="bullet"/>
+      <w:lvlText w:val=""/>
+      <w:lvlJc w:val="left"/>
+      <w:pPr>
+        <w:ind w:left="4320" w:hanging="360"/>
+      </w:pPr>
+      <w:rPr>
+        <w:rFonts w:ascii="Wingdings" w:hAnsi="Wingdings" w:hint="default"/>
+      </w:rPr>
+    </w:lvl>
+    <w:lvl w:ilvl="6" w:tplc="04090001" w:tentative="1">
+      <w:start w:val="1"/>
+      <w:numFmt w:val="bullet"/>
+      <w:lvlText w:val=""/>
+      <w:lvlJc w:val="left"/>
+      <w:pPr>
+        <w:ind w:left="5040" w:hanging="360"/>
+      </w:pPr>
+      <w:rPr>
+        <w:rFonts w:ascii="Symbol" w:hAnsi="Symbol" w:hint="default"/>
+      </w:rPr>
+    </w:lvl>
+    <w:lvl w:ilvl="7" w:tplc="04090003" w:tentative="1">
+      <w:start w:val="1"/>
+      <w:numFmt w:val="bullet"/>
+      <w:lvlText w:val="o"/>
+      <w:lvlJc w:val="left"/>
+      <w:pPr>
+        <w:ind w:left="5760" w:hanging="360"/>
+      </w:pPr>
+      <w:rPr>
+        <w:rFonts w:ascii="Courier New" w:hAnsi="Courier New" w:cs="Courier New" w:hint="default"/>
+      </w:rPr>
+    </w:lvl>
+    <w:lvl w:ilvl="8" w:tplc="04090005" w:tentative="1">
+      <w:start w:val="1"/>
+      <w:numFmt w:val="bullet"/>
+      <w:lvlText w:val=""/>
+      <w:lvlJc w:val="left"/>
+      <w:pPr>
+        <w:ind w:left="6480" w:hanging="360"/>
+      </w:pPr>
+      <w:rPr>
+        <w:rFonts w:ascii="Wingdings" w:hAnsi="Wingdings" w:hint="default"/>
+      </w:rPr>
+    </w:lvl>
+  </w:abstractNum>
+  <w:abstractNum w:abstractNumId="2" w15:restartNumberingAfterBreak="0">
+    <w:nsid w:val="53692A68"/>
+    <w:multiLevelType w:val="hybridMultilevel"/>
+    <w:tmpl w:val="2FD66E5A"/>
+    <w:lvl w:ilvl="0" w:tplc="04090001">
+      <w:start w:val="1"/>
+      <w:numFmt w:val="bullet"/>
+      <w:lvlText w:val=""/>
+      <w:lvlJc w:val="left"/>
+      <w:pPr>
+        <w:ind w:left="720" w:hanging="360"/>
+      </w:pPr>
+      <w:rPr>
+        <w:rFonts w:ascii="Symbol" w:hAnsi="Symbol" w:hint="default"/>
+      </w:rPr>
+    </w:lvl>
+    <w:lvl w:ilvl="1" w:tplc="04090003" w:tentative="1">
+      <w:start w:val="1"/>
+      <w:numFmt w:val="bullet"/>
+      <w:lvlText w:val="o"/>
+      <w:lvlJc w:val="left"/>
+      <w:pPr>
+        <w:ind w:left="1440" w:hanging="360"/>
+      </w:pPr>
+      <w:rPr>
+        <w:rFonts w:ascii="Courier New" w:hAnsi="Courier New" w:cs="Courier New" w:hint="default"/>
+      </w:rPr>
+    </w:lvl>
+    <w:lvl w:ilvl="2" w:tplc="04090005" w:tentative="1">
+      <w:start w:val="1"/>
+      <w:numFmt w:val="bullet"/>
+      <w:lvlText w:val=""/>
+      <w:lvlJc w:val="left"/>
+      <w:pPr>
+        <w:ind w:left="2160" w:hanging="360"/>
+      </w:pPr>
+      <w:rPr>
+        <w:rFonts w:ascii="Wingdings" w:hAnsi="Wingdings" w:hint="default"/>
+      </w:rPr>
+    </w:lvl>
+    <w:lvl w:ilvl="3" w:tplc="04090001" w:tentative="1">
+      <w:start w:val="1"/>
+      <w:numFmt w:val="bullet"/>
+      <w:lvlText w:val=""/>
+      <w:lvlJc w:val="left"/>
+      <w:pPr>
+        <w:ind w:left="2880" w:hanging="360"/>
+      </w:pPr>
+      <w:rPr>
+        <w:rFonts w:ascii="Symbol" w:hAnsi="Symbol" w:hint="default"/>
+      </w:rPr>
+    </w:lvl>
+    <w:lvl w:ilvl="4" w:tplc="04090003" w:tentative="1">
+      <w:start w:val="1"/>
+      <w:numFmt w:val="bullet"/>
+      <w:lvlText w:val="o"/>
+      <w:lvlJc w:val="left"/>
+      <w:pPr>
+        <w:ind w:left="3600" w:hanging="360"/>
+      </w:pPr>
+      <w:rPr>
+        <w:rFonts w:ascii="Courier New" w:hAnsi="Courier New" w:cs="Courier New" w:hint="default"/>
+      </w:rPr>
+    </w:lvl>
+    <w:lvl w:ilvl="5" w:tplc="04090005" w:tentative="1">
+      <w:start w:val="1"/>
+      <w:numFmt w:val="bullet"/>
+      <w:lvlText w:val=""/>
+      <w:lvlJc w:val="left"/>
+      <w:pPr>
+        <w:ind w:left="4320" w:hanging="360"/>
+      </w:pPr>
+      <w:rPr>
+        <w:rFonts w:ascii="Wingdings" w:hAnsi="Wingdings" w:hint="default"/>
+      </w:rPr>
+    </w:lvl>
+    <w:lvl w:ilvl="6" w:tplc="04090001" w:tentative="1">
+      <w:start w:val="1"/>
+      <w:numFmt w:val="bullet"/>
+      <w:lvlText w:val=""/>
+      <w:lvlJc w:val="left"/>
+      <w:pPr>
+        <w:ind w:left="5040" w:hanging="360"/>
+      </w:pPr>
+      <w:rPr>
+        <w:rFonts w:ascii="Symbol" w:hAnsi="Symbol" w:hint="default"/>
+      </w:rPr>
+    </w:lvl>
+    <w:lvl w:ilvl="7" w:tplc="04090003" w:tentative="1">
+      <w:start w:val="1"/>
+      <w:numFmt w:val="bullet"/>
+      <w:lvlText w:val="o"/>
+      <w:lvlJc w:val="left"/>
+      <w:pPr>
+        <w:ind w:left="5760" w:hanging="360"/>
+      </w:pPr>
+      <w:rPr>
+        <w:rFonts w:ascii="Courier New" w:hAnsi="Courier New" w:cs="Courier New" w:hint="default"/>
+      </w:rPr>
+    </w:lvl>
+    <w:lvl w:ilvl="8" w:tplc="04090005" w:tentative="1">
+      <w:start w:val="1"/>
+      <w:numFmt w:val="bullet"/>
+      <w:lvlText w:val=""/>
+      <w:lvlJc w:val="left"/>
+      <w:pPr>
+        <w:ind w:left="6480" w:hanging="360"/>
+      </w:pPr>
+      <w:rPr>
+        <w:rFonts w:ascii="Wingdings" w:hAnsi="Wingdings" w:hint="default"/>
+      </w:rPr>
+    </w:lvl>
+  </w:abstractNum>
+  <w:abstractNum w:abstractNumId="3" w15:restartNumberingAfterBreak="0">
+    <w:nsid w:val="5E250416"/>
+    <w:multiLevelType w:val="hybridMultilevel"/>
+    <w:tmpl w:val="FC222AC0"/>
+    <w:lvl w:ilvl="0" w:tplc="04090001">
+      <w:start w:val="1"/>
+      <w:numFmt w:val="bullet"/>
+      <w:lvlText w:val=""/>
+      <w:lvlJc w:val="left"/>
+      <w:pPr>
+        <w:ind w:left="720" w:hanging="360"/>
+      </w:pPr>
+      <w:rPr>
+        <w:rFonts w:ascii="Symbol" w:hAnsi="Symbol" w:hint="default"/>
+      </w:rPr>
+    </w:lvl>
+    <w:lvl w:ilvl="1" w:tplc="04090003" w:tentative="1">
+      <w:start w:val="1"/>
+      <w:numFmt w:val="bullet"/>
+      <w:lvlText w:val="o"/>
+      <w:lvlJc w:val="left"/>
+      <w:pPr>
+        <w:ind w:left="1440" w:hanging="360"/>
+      </w:pPr>
+      <w:rPr>
+        <w:rFonts w:ascii="Courier New" w:hAnsi="Courier New" w:cs="Courier New" w:hint="default"/>
+      </w:rPr>
+    </w:lvl>
+    <w:lvl w:ilvl="2" w:tplc="04090005" w:tentative="1">
+      <w:start w:val="1"/>
+      <w:numFmt w:val="bullet"/>
+      <w:lvlText w:val=""/>
+      <w:lvlJc w:val="left"/>
+      <w:pPr>
+        <w:ind w:left="2160" w:hanging="360"/>
+      </w:pPr>
+      <w:rPr>
+        <w:rFonts w:ascii="Wingdings" w:hAnsi="Wingdings" w:hint="default"/>
+      </w:rPr>
+    </w:lvl>
+    <w:lvl w:ilvl="3" w:tplc="04090001" w:tentative="1">
+      <w:start w:val="1"/>
+      <w:numFmt w:val="bullet"/>
+      <w:lvlText w:val=""/>
+      <w:lvlJc w:val="left"/>
+      <w:pPr>
+        <w:ind w:left="2880" w:hanging="360"/>
+      </w:pPr>
+      <w:rPr>
+        <w:rFonts w:ascii="Symbol" w:hAnsi="Symbol" w:hint="default"/>
+      </w:rPr>
+    </w:lvl>
+    <w:lvl w:ilvl="4" w:tplc="04090003" w:tentative="1">
+      <w:start w:val="1"/>
+      <w:numFmt w:val="bullet"/>
+      <w:lvlText w:val="o"/>
+      <w:lvlJc w:val="left"/>
+      <w:pPr>
+        <w:ind w:left="3600" w:hanging="360"/>
+      </w:pPr>
+      <w:rPr>
+        <w:rFonts w:ascii="Courier New" w:hAnsi="Courier New" w:cs="Courier New" w:hint="default"/>
+      </w:rPr>
+    </w:lvl>
+    <w:lvl w:ilvl="5" w:tplc="04090005" w:tentative="1">
+      <w:start w:val="1"/>
+      <w:numFmt w:val="bullet"/>
+      <w:lvlText w:val=""/>
+      <w:lvlJc w:val="left"/>
+      <w:pPr>
+        <w:ind w:left="4320" w:hanging="360"/>
+      </w:pPr>
+      <w:rPr>
+        <w:rFonts w:ascii="Wingdings" w:hAnsi="Wingdings" w:hint="default"/>
+      </w:rPr>
+    </w:lvl>
+    <w:lvl w:ilvl="6" w:tplc="04090001" w:tentative="1">
+      <w:start w:val="1"/>
+      <w:numFmt w:val="bullet"/>
+      <w:lvlText w:val=""/>
+      <w:lvlJc w:val="left"/>
+      <w:pPr>
+        <w:ind w:left="5040" w:hanging="360"/>
+      </w:pPr>
+      <w:rPr>
+        <w:rFonts w:ascii="Symbol" w:hAnsi="Symbol" w:hint="default"/>
+      </w:rPr>
+    </w:lvl>
+    <w:lvl w:ilvl="7" w:tplc="04090003" w:tentative="1">
+      <w:start w:val="1"/>
+      <w:numFmt w:val="bullet"/>
+      <w:lvlText w:val="o"/>
+      <w:lvlJc w:val="left"/>
+      <w:pPr>
+        <w:ind w:left="5760" w:hanging="360"/>
+      </w:pPr>
+      <w:rPr>
+        <w:rFonts w:ascii="Courier New" w:hAnsi="Courier New" w:cs="Courier New" w:hint="default"/>
+      </w:rPr>
+    </w:lvl>
+    <w:lvl w:ilvl="8" w:tplc="04090005" w:tentative="1">
+      <w:start w:val="1"/>
+      <w:numFmt w:val="bullet"/>
+      <w:lvlText w:val=""/>
+      <w:lvlJc w:val="left"/>
+      <w:pPr>
+        <w:ind w:left="6480" w:hanging="360"/>
+      </w:pPr>
+      <w:rPr>
+        <w:rFonts w:ascii="Wingdings" w:hAnsi="Wingdings" w:hint="default"/>
+      </w:rPr>
+    </w:lvl>
+  </w:abstractNum>
+  <w:abstractNum w:abstractNumId="4" w15:restartNumberingAfterBreak="0">
+    <w:nsid w:val="69DE2D3F"/>
+    <w:multiLevelType w:val="hybridMultilevel"/>
+    <w:tmpl w:val="01D0E6CA"/>
+    <w:lvl w:ilvl="0" w:tplc="04090001">
+      <w:start w:val="1"/>
+      <w:numFmt w:val="bullet"/>
+      <w:lvlText w:val=""/>
+      <w:lvlJc w:val="left"/>
+      <w:pPr>
+        <w:ind w:left="720" w:hanging="360"/>
+      </w:pPr>
+      <w:rPr>
+        <w:rFonts w:ascii="Symbol" w:hAnsi="Symbol" w:hint="default"/>
+      </w:rPr>
+    </w:lvl>
+    <w:lvl w:ilvl="1" w:tplc="04090003" w:tentative="1">
+      <w:start w:val="1"/>
+      <w:numFmt w:val="bullet"/>
+      <w:lvlText w:val="o"/>
+      <w:lvlJc w:val="left"/>
+      <w:pPr>
+        <w:ind w:left="1440" w:hanging="360"/>
+      </w:pPr>
+      <w:rPr>
+        <w:rFonts w:ascii="Courier New" w:hAnsi="Courier New" w:cs="Courier New" w:hint="default"/>
+      </w:rPr>
+    </w:lvl>
+    <w:lvl w:ilvl="2" w:tplc="04090005" w:tentative="1">
+      <w:start w:val="1"/>
+      <w:numFmt w:val="bullet"/>
+      <w:lvlText w:val=""/>
+      <w:lvlJc w:val="left"/>
+      <w:pPr>
+        <w:ind w:left="2160" w:hanging="360"/>
+      </w:pPr>
+      <w:rPr>
+        <w:rFonts w:ascii="Wingdings" w:hAnsi="Wingdings" w:hint="default"/>
+      </w:rPr>
+    </w:lvl>
+    <w:lvl w:ilvl="3" w:tplc="04090001" w:tentative="1">
+      <w:start w:val="1"/>
+      <w:numFmt w:val="bullet"/>
+      <w:lvlText w:val=""/>
+      <w:lvlJc w:val="left"/>
+      <w:pPr>
+        <w:ind w:left="2880" w:hanging="360"/>
+      </w:pPr>
+      <w:rPr>
+        <w:rFonts w:ascii="Symbol" w:hAnsi="Symbol" w:hint="default"/>
+      </w:rPr>
+    </w:lvl>
+    <w:lvl w:ilvl="4" w:tplc="04090003" w:tentative="1">
+      <w:start w:val="1"/>
+      <w:numFmt w:val="bullet"/>
+      <w:lvlText w:val="o"/>
+      <w:lvlJc w:val="left"/>
+      <w:pPr>
+        <w:ind w:left="3600" w:hanging="360"/>
+      </w:pPr>
+      <w:rPr>
+        <w:rFonts w:ascii="Courier New" w:hAnsi="Courier New" w:cs="Courier New" w:hint="default"/>
+      </w:rPr>
+    </w:lvl>
+    <w:lvl w:ilvl="5" w:tplc="04090005" w:tentative="1">
+      <w:start w:val="1"/>
+      <w:numFmt w:val="bullet"/>
+      <w:lvlText w:val=""/>
+      <w:lvlJc w:val="left"/>
+      <w:pPr>
+        <w:ind w:left="4320" w:hanging="360"/>
+      </w:pPr>
+      <w:rPr>
+        <w:rFonts w:ascii="Wingdings" w:hAnsi="Wingdings" w:hint="default"/>
+      </w:rPr>
+    </w:lvl>
+    <w:lvl w:ilvl="6" w:tplc="04090001" w:tentative="1">
+      <w:start w:val="1"/>
+      <w:numFmt w:val="bullet"/>
+      <w:lvlText w:val=""/>
+      <w:lvlJc w:val="left"/>
+      <w:pPr>
+        <w:ind w:left="5040" w:hanging="360"/>
+      </w:pPr>
+      <w:rPr>
+        <w:rFonts w:ascii="Symbol" w:hAnsi="Symbol" w:hint="default"/>
+      </w:rPr>
+    </w:lvl>
+    <w:lvl w:ilvl="7" w:tplc="04090003" w:tentative="1">
+      <w:start w:val="1"/>
+      <w:numFmt w:val="bullet"/>
+      <w:lvlText w:val="o"/>
+      <w:lvlJc w:val="left"/>
+      <w:pPr>
+        <w:ind w:left="5760" w:hanging="360"/>
+      </w:pPr>
+      <w:rPr>
+        <w:rFonts w:ascii="Courier New" w:hAnsi="Courier New" w:cs="Courier New" w:hint="default"/>
+      </w:rPr>
+    </w:lvl>
+    <w:lvl w:ilvl="8" w:tplc="04090005" w:tentative="1">
+      <w:start w:val="1"/>
+      <w:numFmt w:val="bullet"/>
+      <w:lvlText w:val=""/>
+      <w:lvlJc w:val="left"/>
+      <w:pPr>
+        <w:ind w:left="6480" w:hanging="360"/>
+      </w:pPr>
+      <w:rPr>
+        <w:rFonts w:ascii="Wingdings" w:hAnsi="Wingdings" w:hint="default"/>
+      </w:rPr>
+    </w:lvl>
+  </w:abstractNum>
+  <w:num w:numId="1" w16cid:durableId="616716292">
+    <w:abstractNumId w:val="3"/>
+  </w:num>
+  <w:num w:numId="2" w16cid:durableId="386151985">
+    <w:abstractNumId w:val="1"/>
+  </w:num>
+  <w:num w:numId="3" w16cid:durableId="357314841">
+    <w:abstractNumId w:val="2"/>
+  </w:num>
+  <w:num w:numId="4" w16cid:durableId="875390992">
+    <w:abstractNumId w:val="4"/>
+  </w:num>
+  <w:num w:numId="5" w16cid:durableId="1642077506">
+    <w:abstractNumId w:val="0"/>
+  </w:num>
+</w:numbering>
 </file>
 
 <file path=word/styles.xml><?xml version="1.0" encoding="utf-8"?>
@@ -948,6 +2315,48 @@
       <w:spacing w:val="5"/>
     </w:rPr>
   </w:style>
+  <w:style w:type="paragraph" w:styleId="TOCHeading">
+    <w:name w:val="TOC Heading"/>
+    <w:basedOn w:val="Heading1"/>
+    <w:next w:val="Normal"/>
+    <w:uiPriority w:val="39"/>
+    <w:unhideWhenUsed/>
+    <w:qFormat/>
+    <w:rsid w:val="00A9282D"/>
+    <w:pPr>
+      <w:spacing w:before="240" w:after="0" w:line="259" w:lineRule="auto"/>
+      <w:outlineLvl w:val="9"/>
+    </w:pPr>
+    <w:rPr>
+      <w:kern w:val="0"/>
+      <w:sz w:val="32"/>
+      <w:szCs w:val="32"/>
+      <w14:ligatures w14:val="none"/>
+    </w:rPr>
+  </w:style>
+  <w:style w:type="paragraph" w:styleId="TOC1">
+    <w:name w:val="toc 1"/>
+    <w:basedOn w:val="Normal"/>
+    <w:next w:val="Normal"/>
+    <w:autoRedefine/>
+    <w:uiPriority w:val="39"/>
+    <w:unhideWhenUsed/>
+    <w:rsid w:val="00A9282D"/>
+    <w:pPr>
+      <w:spacing w:after="100"/>
+    </w:pPr>
+  </w:style>
+  <w:style w:type="character" w:styleId="Hyperlink">
+    <w:name w:val="Hyperlink"/>
+    <w:basedOn w:val="DefaultParagraphFont"/>
+    <w:uiPriority w:val="99"/>
+    <w:unhideWhenUsed/>
+    <w:rsid w:val="00A9282D"/>
+    <w:rPr>
+      <w:color w:val="467886" w:themeColor="hyperlink"/>
+      <w:u w:val="single"/>
+    </w:rPr>
+  </w:style>
 </w:styles>
 </file>
 
@@ -1244,4 +2653,16 @@
     </a:ext>
   </a:extLst>
 </a:theme>
+</file>
+
+<file path=customXml/item1.xml><?xml version="1.0" encoding="utf-8"?>
+<b:Sources xmlns:b="http://schemas.openxmlformats.org/officeDocument/2006/bibliography" xmlns="http://schemas.openxmlformats.org/officeDocument/2006/bibliography" SelectedStyle="\APASixthEditionOfficeOnline.xsl" StyleName="APA" Version="6"/>
+</file>
+
+<file path=customXml/itemProps1.xml><?xml version="1.0" encoding="utf-8"?>
+<ds:datastoreItem xmlns:ds="http://schemas.openxmlformats.org/officeDocument/2006/customXml" ds:itemID="{A01DE19F-1E74-4F82-94F1-63237E104506}">
+  <ds:schemaRefs>
+    <ds:schemaRef ds:uri="http://schemas.openxmlformats.org/officeDocument/2006/bibliography"/>
+  </ds:schemaRefs>
+</ds:datastoreItem>
 </file>
--- a/project-3-static-site/docs/Project 3 – What was Implemented.docx
+++ b/project-3-static-site/docs/Project 3 – What was Implemented.docx
@@ -21,6 +21,14 @@
     </w:p>
     <w:sdt>
       <w:sdtPr>
+        <w:rPr>
+          <w:rFonts w:asciiTheme="minorHAnsi" w:eastAsiaTheme="minorHAnsi" w:hAnsiTheme="minorHAnsi" w:cstheme="minorBidi"/>
+          <w:color w:val="auto"/>
+          <w:kern w:val="2"/>
+          <w:sz w:val="24"/>
+          <w:szCs w:val="24"/>
+          <w14:ligatures w14:val="standardContextual"/>
+        </w:rPr>
         <w:id w:val="-2121369708"/>
         <w:docPartObj>
           <w:docPartGallery w:val="Table of Contents"/>
@@ -29,15 +37,9 @@
       </w:sdtPr>
       <w:sdtEndPr>
         <w:rPr>
-          <w:rFonts w:asciiTheme="minorHAnsi" w:eastAsiaTheme="minorHAnsi" w:hAnsiTheme="minorHAnsi" w:cstheme="minorBidi"/>
           <w:b/>
           <w:bCs/>
           <w:noProof/>
-          <w:color w:val="auto"/>
-          <w:kern w:val="2"/>
-          <w:sz w:val="24"/>
-          <w:szCs w:val="24"/>
-          <w14:ligatures w14:val="standardContextual"/>
         </w:rPr>
       </w:sdtEndPr>
       <w:sdtContent>
@@ -498,7 +500,7 @@
     </w:p>
     <w:p>
       <w:r>
-        <w:t>A small serverless static site on AWS: S3 hosts the site, CloudFront serves it globally, DynamoDB stores a visitor count, and a Lambda + API Gateway endpoint increments/reads the counter.</w:t>
+        <w:t>Built and documented a serverless static site with Terraform, covering private S3 hosting, CloudFront delivery, and a DynamoDB visitor counter via Lambda and API Gateway. The stack was modular, verified live over HTTPS, and kept available as a low-cost portfolio demo with budget alerts.</w:t>
       </w:r>
     </w:p>
     <w:p>
@@ -800,8 +802,13 @@
       </w:r>
       <w:proofErr w:type="spellEnd"/>
       <w:r>
-        <w:t>, api</w:t>
-      </w:r>
+        <w:t xml:space="preserve">, </w:t>
+      </w:r>
+      <w:proofErr w:type="spellStart"/>
+      <w:r>
+        <w:t>api</w:t>
+      </w:r>
+      <w:proofErr w:type="spellEnd"/>
     </w:p>
     <w:sectPr>
       <w:pgSz w:w="12240" w:h="15840"/>
